--- a/govdoc-template/rules/01-policy.docx
+++ b/govdoc-template/rules/01-policy.docx
@@ -541,106 +541,6 @@
         <w:t xml:space="preserve"/>
       </w:r>
     </w:p>
-    <w:tbl>
-      <w:tblPr>
-        <w:tblW w:type="dxa" w:w="9638"/>
-        <w:tblBorders>
-          <w:top w:val="single" w:color="auto" w:sz="4"/>
-          <w:left w:val="single" w:color="auto" w:sz="4"/>
-          <w:bottom w:val="single" w:color="auto" w:sz="4"/>
-          <w:right w:val="single" w:color="auto" w:sz="4"/>
-          <w:insideH w:val="single" w:color="auto" w:sz="4"/>
-          <w:insideV w:val="single" w:color="auto" w:sz="4"/>
-        </w:tblBorders>
-      </w:tblPr>
-      <w:tblGrid>
-        <w:gridCol w:w="9638"/>
-      </w:tblGrid>
-      <w:tr>
-        <w:tc>
-          <w:tcPr>
-            <w:tcW w:type="dxa" w:w="9638"/>
-            <w:tcBorders>
-              <w:top w:val="single" w:color="5E7391" w:sz="6"/>
-              <w:left w:val="single" w:color="5E7391" w:sz="6"/>
-              <w:bottom w:val="single" w:color="5E7391" w:sz="6"/>
-              <w:right w:val="single" w:color="5E7391" w:sz="6"/>
-            </w:tcBorders>
-            <w:shd w:fill="EAF1F8" w:color="auto" w:val="clear"/>
-            <w:tcMar>
-              <w:top w:type="dxa" w:w="100"/>
-              <w:left w:type="dxa" w:w="140"/>
-              <w:bottom w:type="dxa" w:w="100"/>
-              <w:right w:type="dxa" w:w="140"/>
-            </w:tcMar>
-          </w:tcPr>
-          <w:p>
-            <w:pPr>
-              <w:spacing w:after="60" w:line="300"/>
-            </w:pPr>
-            <w:r>
-              <w:rPr>
-                <w:rFonts w:ascii="Yu Gothic" w:eastAsia="Yu Gothic" w:hAnsi="Yu Gothic"/>
-                <w:b/>
-                <w:bCs/>
-                <w:color w:val="5E7391"/>
-                <w:sz w:val="19"/>
-                <w:szCs w:val="19"/>
-              </w:rPr>
-              <w:t xml:space="preserve">📝 記入ガイド: </w:t>
-            </w:r>
-            <w:r>
-              <w:rPr>
-                <w:rFonts w:ascii="Yu Gothic" w:eastAsia="Yu Gothic" w:hAnsi="Yu Gothic"/>
-                <w:color w:val="333F50"/>
-                <w:sz w:val="19"/>
-                <w:szCs w:val="19"/>
-              </w:rPr>
-              <w:t xml:space="preserve">方針は、この仕組みの「目的」と「守るべき原則」を経営層の名で宣言する文書。</w:t>
-            </w:r>
-          </w:p>
-          <w:p>
-            <w:pPr>
-              <w:spacing w:after="60" w:line="300"/>
-            </w:pPr>
-            <w:r>
-              <w:rPr>
-                <w:rFonts w:ascii="Yu Gothic" w:eastAsia="Yu Gothic" w:hAnsi="Yu Gothic"/>
-                <w:color w:val="333F50"/>
-                <w:sz w:val="19"/>
-                <w:szCs w:val="19"/>
-              </w:rPr>
-              <w:t xml:space="preserve">具体的な会議体・基準・手順は書かない。それらは会議体規程・運用基準・Runbookに書き、方針からは参照だけする。方針に基準額などを書くと、そのたびに経営層の承認が必要になる。</w:t>
-            </w:r>
-          </w:p>
-          <w:p>
-            <w:pPr>
-              <w:spacing w:after="0" w:line="300"/>
-            </w:pPr>
-            <w:r>
-              <w:rPr>
-                <w:rFonts w:ascii="Yu Gothic" w:eastAsia="Yu Gothic" w:hAnsi="Yu Gothic"/>
-                <w:color w:val="333F50"/>
-                <w:sz w:val="19"/>
-                <w:szCs w:val="19"/>
-              </w:rPr>
-              <w:t xml:space="preserve">原則は3〜7個に絞る。多すぎる原則は判断の拠り所にならない。</w:t>
-            </w:r>
-          </w:p>
-        </w:tc>
-      </w:tr>
-    </w:tbl>
-    <w:p>
-      <w:pPr>
-        <w:spacing w:after="120" w:line="320"/>
-      </w:pPr>
-      <w:r>
-        <w:rPr>
-          <w:rFonts w:ascii="Yu Gothic" w:eastAsia="Yu Gothic" w:hAnsi="Yu Gothic"/>
-        </w:rPr>
-        <w:t xml:space="preserve"/>
-      </w:r>
-    </w:p>
     <w:p>
       <w:pPr>
         <w:pStyle w:val="Heading1"/>
@@ -677,78 +577,6 @@
         <w:t xml:space="preserve">本方針は、{{ORG_NAME}}における{{GOV_DOMAIN}}の目的と基本原則を定める。</w:t>
       </w:r>
     </w:p>
-    <w:tbl>
-      <w:tblPr>
-        <w:tblW w:type="dxa" w:w="9638"/>
-        <w:tblBorders>
-          <w:top w:val="single" w:color="auto" w:sz="4"/>
-          <w:left w:val="single" w:color="auto" w:sz="4"/>
-          <w:bottom w:val="single" w:color="auto" w:sz="4"/>
-          <w:right w:val="single" w:color="auto" w:sz="4"/>
-          <w:insideH w:val="single" w:color="auto" w:sz="4"/>
-          <w:insideV w:val="single" w:color="auto" w:sz="4"/>
-        </w:tblBorders>
-      </w:tblPr>
-      <w:tblGrid>
-        <w:gridCol w:w="9638"/>
-      </w:tblGrid>
-      <w:tr>
-        <w:tc>
-          <w:tcPr>
-            <w:tcW w:type="dxa" w:w="9638"/>
-            <w:tcBorders>
-              <w:top w:val="single" w:color="5E7391" w:sz="6"/>
-              <w:left w:val="single" w:color="5E7391" w:sz="6"/>
-              <w:bottom w:val="single" w:color="5E7391" w:sz="6"/>
-              <w:right w:val="single" w:color="5E7391" w:sz="6"/>
-            </w:tcBorders>
-            <w:shd w:fill="EAF1F8" w:color="auto" w:val="clear"/>
-            <w:tcMar>
-              <w:top w:type="dxa" w:w="100"/>
-              <w:left w:type="dxa" w:w="140"/>
-              <w:bottom w:type="dxa" w:w="100"/>
-              <w:right w:type="dxa" w:w="140"/>
-            </w:tcMar>
-          </w:tcPr>
-          <w:p>
-            <w:pPr>
-              <w:spacing w:after="0" w:line="300"/>
-            </w:pPr>
-            <w:r>
-              <w:rPr>
-                <w:rFonts w:ascii="Yu Gothic" w:eastAsia="Yu Gothic" w:hAnsi="Yu Gothic"/>
-                <w:b/>
-                <w:bCs/>
-                <w:color w:val="5E7391"/>
-                <w:sz w:val="19"/>
-                <w:szCs w:val="19"/>
-              </w:rPr>
-              <w:t xml:space="preserve">📝 記入ガイド: </w:t>
-            </w:r>
-            <w:r>
-              <w:rPr>
-                <w:rFonts w:ascii="Yu Gothic" w:eastAsia="Yu Gothic" w:hAnsi="Yu Gothic"/>
-                <w:color w:val="333F50"/>
-                <w:sz w:val="19"/>
-                <w:szCs w:val="19"/>
-              </w:rPr>
-              <w:t xml:space="preserve">この仕組みで何を実現したいかを1〜2文で書く。例: 全社のIT投資を経営戦略と整合させ、限られた資源を優先度の高い案件に配分する。</w:t>
-            </w:r>
-          </w:p>
-        </w:tc>
-      </w:tr>
-    </w:tbl>
-    <w:p>
-      <w:pPr>
-        <w:spacing w:after="120" w:line="320"/>
-      </w:pPr>
-      <w:r>
-        <w:rPr>
-          <w:rFonts w:ascii="Yu Gothic" w:eastAsia="Yu Gothic" w:hAnsi="Yu Gothic"/>
-        </w:rPr>
-        <w:t xml:space="preserve"/>
-      </w:r>
-    </w:p>
     <w:p>
       <w:pPr>
         <w:spacing w:after="60" w:before="160"/>
@@ -808,7 +636,7 @@
         <w:rPr>
           <w:rFonts w:ascii="Yu Gothic" w:eastAsia="Yu Gothic" w:hAnsi="Yu Gothic"/>
         </w:rPr>
-        <w:t xml:space="preserve">本方針で使う用語の定義は、用語集（{{DOC_PREFIX}}-F-03）による。</w:t>
+        <w:t xml:space="preserve">本方針で使う用語の定義は、用語集（{{DOC_PREFIX}}-F-14）による。</w:t>
       </w:r>
     </w:p>
     <w:p>
@@ -820,78 +648,6 @@
           <w:rFonts w:ascii="Yu Gothic" w:eastAsia="Yu Gothic" w:hAnsi="Yu Gothic"/>
         </w:rPr>
         <w:t xml:space="preserve">第2章　基本原則</w:t>
-      </w:r>
-    </w:p>
-    <w:tbl>
-      <w:tblPr>
-        <w:tblW w:type="dxa" w:w="9638"/>
-        <w:tblBorders>
-          <w:top w:val="single" w:color="auto" w:sz="4"/>
-          <w:left w:val="single" w:color="auto" w:sz="4"/>
-          <w:bottom w:val="single" w:color="auto" w:sz="4"/>
-          <w:right w:val="single" w:color="auto" w:sz="4"/>
-          <w:insideH w:val="single" w:color="auto" w:sz="4"/>
-          <w:insideV w:val="single" w:color="auto" w:sz="4"/>
-        </w:tblBorders>
-      </w:tblPr>
-      <w:tblGrid>
-        <w:gridCol w:w="9638"/>
-      </w:tblGrid>
-      <w:tr>
-        <w:tc>
-          <w:tcPr>
-            <w:tcW w:type="dxa" w:w="9638"/>
-            <w:tcBorders>
-              <w:top w:val="single" w:color="5E7391" w:sz="6"/>
-              <w:left w:val="single" w:color="5E7391" w:sz="6"/>
-              <w:bottom w:val="single" w:color="5E7391" w:sz="6"/>
-              <w:right w:val="single" w:color="5E7391" w:sz="6"/>
-            </w:tcBorders>
-            <w:shd w:fill="EAF1F8" w:color="auto" w:val="clear"/>
-            <w:tcMar>
-              <w:top w:type="dxa" w:w="100"/>
-              <w:left w:type="dxa" w:w="140"/>
-              <w:bottom w:type="dxa" w:w="100"/>
-              <w:right w:type="dxa" w:w="140"/>
-            </w:tcMar>
-          </w:tcPr>
-          <w:p>
-            <w:pPr>
-              <w:spacing w:after="0" w:line="300"/>
-            </w:pPr>
-            <w:r>
-              <w:rPr>
-                <w:rFonts w:ascii="Yu Gothic" w:eastAsia="Yu Gothic" w:hAnsi="Yu Gothic"/>
-                <w:b/>
-                <w:bCs/>
-                <w:color w:val="5E7391"/>
-                <w:sz w:val="19"/>
-                <w:szCs w:val="19"/>
-              </w:rPr>
-              <w:t xml:space="preserve">📝 記入ガイド: </w:t>
-            </w:r>
-            <w:r>
-              <w:rPr>
-                <w:rFonts w:ascii="Yu Gothic" w:eastAsia="Yu Gothic" w:hAnsi="Yu Gothic"/>
-                <w:color w:val="333F50"/>
-                <w:sz w:val="19"/>
-                <w:szCs w:val="19"/>
-              </w:rPr>
-              <w:t xml:space="preserve">原則ごとに条を立てる。原則は「〜する」と行動で書き、判断に迷ったときに引ける形にする。</w:t>
-            </w:r>
-          </w:p>
-        </w:tc>
-      </w:tr>
-    </w:tbl>
-    <w:p>
-      <w:pPr>
-        <w:spacing w:after="120" w:line="320"/>
-      </w:pPr>
-      <w:r>
-        <w:rPr>
-          <w:rFonts w:ascii="Yu Gothic" w:eastAsia="Yu Gothic" w:hAnsi="Yu Gothic"/>
-        </w:rPr>
-        <w:t xml:space="preserve"/>
       </w:r>
     </w:p>
     <w:p>
@@ -904,7 +660,7 @@
           <w:b/>
           <w:bCs/>
         </w:rPr>
-        <w:t xml:space="preserve">第4条（{{原則1の名称（例: 全件の把握）}}）</w:t>
+        <w:t xml:space="preserve">第4条（基本原則）</w:t>
       </w:r>
     </w:p>
     <w:p>
@@ -916,7 +672,54 @@
         <w:rPr>
           <w:rFonts w:ascii="Yu Gothic" w:eastAsia="Yu Gothic" w:hAnsi="Yu Gothic"/>
         </w:rPr>
-        <w:t xml:space="preserve">{{例: 金額にかかわらず、全ての対象案件を登録し、所管部署が把握する。}}</w:t>
+        <w:t xml:space="preserve">{{GOV_DOMAIN}}は、次の原則に従う。</w:t>
+      </w:r>
+    </w:p>
+    <w:p>
+      <w:pPr>
+        <w:spacing w:after="60" w:line="320"/>
+        <w:ind w:left="720" w:hanging="480"/>
+      </w:pPr>
+      <w:r>
+        <w:rPr>
+          <w:rFonts w:ascii="Yu Gothic" w:eastAsia="Yu Gothic" w:hAnsi="Yu Gothic"/>
+        </w:rPr>
+        <w:t xml:space="preserve">(1)　{{原則1の名称（例: 全件の把握）}}　{{例: 金額にかかわらず、全ての対象案件を登録し、所管部署が把握する。}}</w:t>
+      </w:r>
+    </w:p>
+    <w:p>
+      <w:pPr>
+        <w:spacing w:after="60" w:line="320"/>
+        <w:ind w:left="720" w:hanging="480"/>
+      </w:pPr>
+      <w:r>
+        <w:rPr>
+          <w:rFonts w:ascii="Yu Gothic" w:eastAsia="Yu Gothic" w:hAnsi="Yu Gothic"/>
+        </w:rPr>
+        <w:t xml:space="preserve">(2)　{{原則2の名称（例: 段階的な審議）}}　{{例: 案件は、戦略・計画・技術の観点ごとに段階を分けて審議する。}}</w:t>
+      </w:r>
+    </w:p>
+    <w:p>
+      <w:pPr>
+        <w:spacing w:after="60" w:line="320"/>
+        <w:ind w:left="720" w:hanging="480"/>
+      </w:pPr>
+      <w:r>
+        <w:rPr>
+          <w:rFonts w:ascii="Yu Gothic" w:eastAsia="Yu Gothic" w:hAnsi="Yu Gothic"/>
+        </w:rPr>
+        <w:t xml:space="preserve">(3)　{{原則3の名称（例: 決裁権の明示）}}　{{例: 実行を承認する権限は、予算計上の時点で案件ごとに定める。}}</w:t>
+      </w:r>
+    </w:p>
+    <w:p>
+      <w:pPr>
+        <w:pStyle w:val="Heading1"/>
+      </w:pPr>
+      <w:r>
+        <w:rPr>
+          <w:rFonts w:ascii="Yu Gothic" w:eastAsia="Yu Gothic" w:hAnsi="Yu Gothic"/>
+        </w:rPr>
+        <w:t xml:space="preserve">第3章　体制と役割</w:t>
       </w:r>
     </w:p>
     <w:p>
@@ -929,7 +732,7 @@
           <w:b/>
           <w:bCs/>
         </w:rPr>
-        <w:t xml:space="preserve">第5条（{{原則2の名称（例: 段階的な審議）}}）</w:t>
+        <w:t xml:space="preserve">第5条（体制）</w:t>
       </w:r>
     </w:p>
     <w:p>
@@ -941,68 +744,7 @@
         <w:rPr>
           <w:rFonts w:ascii="Yu Gothic" w:eastAsia="Yu Gothic" w:hAnsi="Yu Gothic"/>
         </w:rPr>
-        <w:t xml:space="preserve">{{例: 案件は、戦略・計画・技術の観点ごとに段階を分けて審議する。}}</w:t>
-      </w:r>
-    </w:p>
-    <w:p>
-      <w:pPr>
-        <w:spacing w:after="60" w:before="160"/>
-      </w:pPr>
-      <w:r>
-        <w:rPr>
-          <w:rFonts w:ascii="Yu Gothic" w:eastAsia="Yu Gothic" w:hAnsi="Yu Gothic"/>
-          <w:b/>
-          <w:bCs/>
-        </w:rPr>
-        <w:t xml:space="preserve">第6条（{{原則3の名称（例: 決裁権の明示）}}）</w:t>
-      </w:r>
-    </w:p>
-    <w:p>
-      <w:pPr>
-        <w:spacing w:after="60" w:line="320"/>
-        <w:ind w:left="240"/>
-      </w:pPr>
-      <w:r>
-        <w:rPr>
-          <w:rFonts w:ascii="Yu Gothic" w:eastAsia="Yu Gothic" w:hAnsi="Yu Gothic"/>
-        </w:rPr>
-        <w:t xml:space="preserve">{{例: 実行を承認する権限は、予算計上の時点で案件ごとに定める。}}</w:t>
-      </w:r>
-    </w:p>
-    <w:p>
-      <w:pPr>
-        <w:pStyle w:val="Heading1"/>
-      </w:pPr>
-      <w:r>
-        <w:rPr>
-          <w:rFonts w:ascii="Yu Gothic" w:eastAsia="Yu Gothic" w:hAnsi="Yu Gothic"/>
-        </w:rPr>
-        <w:t xml:space="preserve">第3章　体制と役割</w:t>
-      </w:r>
-    </w:p>
-    <w:p>
-      <w:pPr>
-        <w:spacing w:after="60" w:before="160"/>
-      </w:pPr>
-      <w:r>
-        <w:rPr>
-          <w:rFonts w:ascii="Yu Gothic" w:eastAsia="Yu Gothic" w:hAnsi="Yu Gothic"/>
-          <w:b/>
-          <w:bCs/>
-        </w:rPr>
-        <w:t xml:space="preserve">第7条（体制）</w:t>
-      </w:r>
-    </w:p>
-    <w:p>
-      <w:pPr>
-        <w:spacing w:after="60" w:line="320"/>
-        <w:ind w:left="240"/>
-      </w:pPr>
-      <w:r>
-        <w:rPr>
-          <w:rFonts w:ascii="Yu Gothic" w:eastAsia="Yu Gothic" w:hAnsi="Yu Gothic"/>
-        </w:rPr>
-        <w:t xml:space="preserve">{{GOV_DOMAIN}}の会議体、構成員、権限は、会議体規程（{{DOC_PREFIX}}-R-02）に定める。</w:t>
+        <w:t xml:space="preserve">{{GOV_DOMAIN}}の役割、責任および権限（会議体を置く場合は、その構成と権限）は、憲章（{{DOC_PREFIX}}-R-02）に定める。</w:t>
       </w:r>
     </w:p>
     <w:tbl>
@@ -1291,7 +1033,7 @@
                 <w:sz w:val="19"/>
                 <w:szCs w:val="19"/>
               </w:rPr>
-              <w:t xml:space="preserve">事務局</w:t>
+              <w:t xml:space="preserve">運営主体</w:t>
             </w:r>
           </w:p>
         </w:tc>
@@ -1343,7 +1085,7 @@
                 <w:sz w:val="19"/>
                 <w:szCs w:val="19"/>
               </w:rPr>
-              <w:t xml:space="preserve">会議体の運営、案件の受付と記録</w:t>
+              <w:t xml:space="preserve">{{例: 会議体の運営、案件の受付と記録}}</w:t>
             </w:r>
           </w:p>
         </w:tc>
@@ -1461,7 +1203,7 @@
           <w:b/>
           <w:bCs/>
         </w:rPr>
-        <w:t xml:space="preserve">第8条（遵守）</w:t>
+        <w:t xml:space="preserve">第6条（遵守）</w:t>
       </w:r>
     </w:p>
     <w:p>
@@ -1486,7 +1228,7 @@
           <w:b/>
           <w:bCs/>
         </w:rPr>
-        <w:t xml:space="preserve">第9条（例外）</w:t>
+        <w:t xml:space="preserve">第7条（例外）</w:t>
       </w:r>
     </w:p>
     <w:p>
@@ -1510,7 +1252,7 @@
         <w:rPr>
           <w:rFonts w:ascii="Yu Gothic" w:eastAsia="Yu Gothic" w:hAnsi="Yu Gothic"/>
         </w:rPr>
-        <w:t xml:space="preserve">2　事務局は、承認された例外を決定記録（{{DOC_PREFIX}}-F-04）に記録する。</w:t>
+        <w:t xml:space="preserve">2　{{SECRETARIAT}}は、承認された例外を決定記録（{{DOC_PREFIX}}-F-15）に記録する。</w:t>
       </w:r>
     </w:p>
     <w:p>
@@ -1534,7 +1276,7 @@
           <w:b/>
           <w:bCs/>
         </w:rPr>
-        <w:t xml:space="preserve">第10条（見直し）</w:t>
+        <w:t xml:space="preserve">第8条（見直し）</w:t>
       </w:r>
     </w:p>
     <w:p>
@@ -1570,7 +1312,7 @@
           <w:b/>
           <w:bCs/>
         </w:rPr>
-        <w:t xml:space="preserve">第11条（施行）</w:t>
+        <w:t xml:space="preserve">第9条（施行）</w:t>
       </w:r>
     </w:p>
     <w:p>
@@ -1583,78 +1325,6 @@
           <w:rFonts w:ascii="Yu Gothic" w:eastAsia="Yu Gothic" w:hAnsi="Yu Gothic"/>
         </w:rPr>
         <w:t xml:space="preserve">本方針は、{{EFFECTIVE_DATE}}から施行する。</w:t>
-      </w:r>
-    </w:p>
-    <w:tbl>
-      <w:tblPr>
-        <w:tblW w:type="dxa" w:w="9638"/>
-        <w:tblBorders>
-          <w:top w:val="single" w:color="auto" w:sz="4"/>
-          <w:left w:val="single" w:color="auto" w:sz="4"/>
-          <w:bottom w:val="single" w:color="auto" w:sz="4"/>
-          <w:right w:val="single" w:color="auto" w:sz="4"/>
-          <w:insideH w:val="single" w:color="auto" w:sz="4"/>
-          <w:insideV w:val="single" w:color="auto" w:sz="4"/>
-        </w:tblBorders>
-      </w:tblPr>
-      <w:tblGrid>
-        <w:gridCol w:w="9638"/>
-      </w:tblGrid>
-      <w:tr>
-        <w:tc>
-          <w:tcPr>
-            <w:tcW w:type="dxa" w:w="9638"/>
-            <w:tcBorders>
-              <w:top w:val="single" w:color="5E7391" w:sz="6"/>
-              <w:left w:val="single" w:color="5E7391" w:sz="6"/>
-              <w:bottom w:val="single" w:color="5E7391" w:sz="6"/>
-              <w:right w:val="single" w:color="5E7391" w:sz="6"/>
-            </w:tcBorders>
-            <w:shd w:fill="EAF1F8" w:color="auto" w:val="clear"/>
-            <w:tcMar>
-              <w:top w:type="dxa" w:w="100"/>
-              <w:left w:type="dxa" w:w="140"/>
-              <w:bottom w:type="dxa" w:w="100"/>
-              <w:right w:type="dxa" w:w="140"/>
-            </w:tcMar>
-          </w:tcPr>
-          <w:p>
-            <w:pPr>
-              <w:spacing w:after="0" w:line="300"/>
-            </w:pPr>
-            <w:r>
-              <w:rPr>
-                <w:rFonts w:ascii="Yu Gothic" w:eastAsia="Yu Gothic" w:hAnsi="Yu Gothic"/>
-                <w:b/>
-                <w:bCs/>
-                <w:color w:val="5E7391"/>
-                <w:sz w:val="19"/>
-                <w:szCs w:val="19"/>
-              </w:rPr>
-              <w:t xml:space="preserve">📝 記入ガイド: </w:t>
-            </w:r>
-            <w:r>
-              <w:rPr>
-                <w:rFonts w:ascii="Yu Gothic" w:eastAsia="Yu Gothic" w:hAnsi="Yu Gothic"/>
-                <w:color w:val="333F50"/>
-                <w:sz w:val="19"/>
-                <w:szCs w:val="19"/>
-              </w:rPr>
-              <w:t xml:space="preserve">旧制度から切り替える場合は、経過措置（例: 施行日時点で審議中の案件の扱い）を附則に書く。</w:t>
-            </w:r>
-          </w:p>
-        </w:tc>
-      </w:tr>
-    </w:tbl>
-    <w:p>
-      <w:pPr>
-        <w:spacing w:after="120" w:line="320"/>
-      </w:pPr>
-      <w:r>
-        <w:rPr>
-          <w:rFonts w:ascii="Yu Gothic" w:eastAsia="Yu Gothic" w:hAnsi="Yu Gothic"/>
-        </w:rPr>
-        <w:t xml:space="preserve"/>
       </w:r>
     </w:p>
     <w:p>
